--- a/Joomla Update.docx
+++ b/Joomla Update.docx
@@ -1,5 +1,40 @@
 
-<file path=word/document.xml><?xml version="1.0" encoding="utf-8"?>
+<file path=docProps\app.xml><?xml version="1.0" encoding="utf-8"?>
+<Properties xmlns="http://schemas.openxmlformats.org/officeDocument/2006/extended-properties" xmlns:vt="http://schemas.openxmlformats.org/officeDocument/2006/docPropsVTypes">
+  <Template>Normal.dotm</Template>
+  <TotalTime>1</TotalTime>
+  <Pages>1</Pages>
+  <Words>148</Words>
+  <Characters>847</Characters>
+  <Application>Microsoft Office Word</Application>
+  <DocSecurity>0</DocSecurity>
+  <Lines>7</Lines>
+  <Paragraphs>1</Paragraphs>
+  <ScaleCrop>false</ScaleCrop>
+  <Company/>
+  <LinksUpToDate>false</LinksUpToDate>
+  <CharactersWithSpaces>994</CharactersWithSpaces>
+  <SharedDoc>false</SharedDoc>
+  <HyperlinksChanged>false</HyperlinksChanged>
+  <AppVersion>16.0000</AppVersion>
+</Properties>
+</file>
+
+<file path=docProps\core.xml><?xml version="1.0" encoding="utf-8"?>
+<cp:coreProperties xmlns:cp="http://schemas.openxmlformats.org/package/2006/metadata/core-properties" xmlns:dc="http://purl.org/dc/elements/1.1/" xmlns:dcterms="http://purl.org/dc/terms/" xmlns:dcmitype="http://purl.org/dc/dcmitype/" xmlns:xsi="http://www.w3.org/2001/XMLSchema-instance">
+  <dc:title/>
+  <dc:subject/>
+  <dc:creator>Fred Beckhusen</dc:creator>
+  <cp:keywords/>
+  <dc:description/>
+  <cp:lastModifiedBy>Fred Beckhusen</cp:lastModifiedBy>
+  <cp:revision>7</cp:revision>
+  <dcterms:created xsi:type="dcterms:W3CDTF">2021-04-30T04:03:00Z</dcterms:created>
+  <dcterms:modified xsi:type="dcterms:W3CDTF">2024-12-08T23:25:00Z</dcterms:modified>
+</cp:coreProperties>
+</file>
+
+<file path=word\document.xml><?xml version="1.0" encoding="utf-8"?>
 <w:document xmlns:wpc="http://schemas.microsoft.com/office/word/2010/wordprocessingCanvas" xmlns:cx="http://schemas.microsoft.com/office/drawing/2014/chartex" xmlns:cx1="http://schemas.microsoft.com/office/drawing/2015/9/8/chartex" xmlns:cx2="http://schemas.microsoft.com/office/drawing/2015/10/21/chartex" xmlns:cx3="http://schemas.microsoft.com/office/drawing/2016/5/9/chartex" xmlns:cx4="http://schemas.microsoft.com/office/drawing/2016/5/10/chartex" xmlns:cx5="http://schemas.microsoft.com/office/drawing/2016/5/11/chartex" xmlns:cx6="http://schemas.microsoft.com/office/drawing/2016/5/12/chartex" xmlns:cx7="http://schemas.microsoft.com/office/drawing/2016/5/13/chartex" xmlns:cx8="http://schemas.microsoft.com/office/drawing/2016/5/14/chartex" xmlns:mc="http://schemas.openxmlformats.org/markup-compatibility/2006" xmlns:aink="http://schemas.microsoft.com/office/drawing/2016/ink" xmlns:am3d="http://schemas.microsoft.com/office/drawing/2017/model3d" xmlns:o="urn:schemas-microsoft-com:office:office" xmlns:oel="http://schemas.microsoft.com/office/2019/extlst" xmlns:r="http://schemas.openxmlformats.org/officeDocument/2006/relationships" xmlns:m="http://schemas.openxmlformats.org/officeDocument/2006/math" xmlns:v="urn:schemas-microsoft-com:vml" xmlns:wp14="http://schemas.microsoft.com/office/word/2010/wordprocessingDrawing" xmlns:wp="http://schemas.openxmlformats.org/drawingml/2006/wordprocessingDrawing" xmlns:w10="urn:schemas-microsoft-com:office:word" xmlns:w="http://schemas.openxmlformats.org/wordprocessingml/2006/main" xmlns:w14="http://schemas.microsoft.com/office/word/2010/wordml" xmlns:w15="http://schemas.microsoft.com/office/word/2012/wordml" xmlns:w16cex="http://schemas.microsoft.com/office/word/2018/wordml/cex" xmlns:w16cid="http://schemas.microsoft.com/office/word/2016/wordml/cid" xmlns:w16="http://schemas.microsoft.com/office/word/2018/wordml" xmlns:w16du="http://schemas.microsoft.com/office/word/2023/wordml/word16du" xmlns:w16sdtdh="http://schemas.microsoft.com/office/word/2020/wordml/sdtdatahash" xmlns:w16se="http://schemas.microsoft.com/office/word/2015/wordml/symex" xmlns:wpg="http://schemas.microsoft.com/office/word/2010/wordprocessingGroup" xmlns:wpi="http://schemas.microsoft.com/office/word/2010/wordprocessingInk" xmlns:wne="http://schemas.microsoft.com/office/word/2006/wordml" xmlns:wps="http://schemas.microsoft.com/office/word/2010/wordprocessingShape" mc:Ignorable="w14 w15 w16se w16cid w16 w16cex w16sdtdh w16du wp14">
   <w:body>
     <w:p>
@@ -22,93 +57,7 @@
           <w:shd w:val="clear" w:color="auto" w:fill="FFFFFF"/>
         </w:rPr>
         <w:br/>
-        <w:t>I</w:t>
-      </w:r>
-      <w:r>
-        <w:rPr>
-          <w:shd w:val="clear" w:color="auto" w:fill="FFFFFF"/>
-        </w:rPr>
-        <w:t>MPORTANT: this version required changes in DreamGrid</w:t>
-      </w:r>
-      <w:r>
-        <w:rPr>
-          <w:shd w:val="clear" w:color="auto" w:fill="FFFFFF"/>
-        </w:rPr>
-        <w:t>, Joomla</w:t>
-      </w:r>
-      <w:r>
-        <w:rPr>
-          <w:shd w:val="clear" w:color="auto" w:fill="FFFFFF"/>
-        </w:rPr>
-        <w:t xml:space="preserve"> </w:t>
-      </w:r>
-      <w:r>
-        <w:rPr>
-          <w:shd w:val="clear" w:color="auto" w:fill="FFFFFF"/>
-        </w:rPr>
-        <w:t xml:space="preserve">and </w:t>
-      </w:r>
-      <w:r>
-        <w:rPr>
-          <w:shd w:val="clear" w:color="auto" w:fill="FFFFFF"/>
-        </w:rPr>
-        <w:t xml:space="preserve">in </w:t>
-      </w:r>
-      <w:r>
-        <w:rPr>
-          <w:shd w:val="clear" w:color="auto" w:fill="FFFFFF"/>
-        </w:rPr>
-        <w:t>j</w:t>
-      </w:r>
-      <w:r>
-        <w:rPr>
-          <w:shd w:val="clear" w:color="auto" w:fill="FFFFFF"/>
-        </w:rPr>
-        <w:t xml:space="preserve">Opensim.  This also the </w:t>
-      </w:r>
-      <w:proofErr w:type="gramStart"/>
-      <w:r>
-        <w:rPr>
-          <w:shd w:val="clear" w:color="auto" w:fill="FFFFFF"/>
-        </w:rPr>
-        <w:t>reason why</w:t>
-      </w:r>
-      <w:proofErr w:type="gramEnd"/>
-      <w:r>
-        <w:rPr>
-          <w:shd w:val="clear" w:color="auto" w:fill="FFFFFF"/>
-        </w:rPr>
-        <w:t xml:space="preserve"> this version will not update as usual with the Joomla updater. Clicking on update in Joomla without following these </w:t>
-      </w:r>
-      <w:r>
-        <w:rPr>
-          <w:shd w:val="clear" w:color="auto" w:fill="FFFFFF"/>
-        </w:rPr>
-        <w:t>instructions</w:t>
-      </w:r>
-      <w:r>
-        <w:rPr>
-          <w:shd w:val="clear" w:color="auto" w:fill="FFFFFF"/>
-        </w:rPr>
-        <w:t xml:space="preserve"> will result in a broken </w:t>
-      </w:r>
-      <w:r>
-        <w:rPr>
-          <w:shd w:val="clear" w:color="auto" w:fill="FFFFFF"/>
-        </w:rPr>
-        <w:t>j</w:t>
-      </w:r>
-      <w:r>
-        <w:rPr>
-          <w:shd w:val="clear" w:color="auto" w:fill="FFFFFF"/>
-        </w:rPr>
-        <w:t>Opensim</w:t>
-      </w:r>
-      <w:r>
-        <w:rPr>
-          <w:shd w:val="clear" w:color="auto" w:fill="FFFFFF"/>
-        </w:rPr>
-        <w:t xml:space="preserve"> installation.</w:t>
+        <w:t xml:space="preserve">IMPORTANT: Joomla/jOpensim V3 (up to Joomla 3.9.23) is deprecated and no longer supported. It has been replaced by Joomla + JOpensim V4, which is a NEW major version, not an in-place upgrade - do not expect the old Joomla updater or the old V3 install to carry forward. If you still have a V3 site installed under OutworldzFiles\Apache\htdocs\JOpensim, back it up (Akeeba Backup) and remove that folder before installing V4; DreamGrid's Install button will refuse to run while that folder is non-empty.</w:t>
       </w:r>
       <w:r>
         <w:t xml:space="preserve">  </w:t>
@@ -117,19 +66,7 @@
         <w:rPr>
           <w:shd w:val="clear" w:color="auto" w:fill="FFFFFF"/>
         </w:rPr>
-        <w:t>If you also have jOpenSim</w:t>
-      </w:r>
-      <w:r>
-        <w:rPr>
-          <w:shd w:val="clear" w:color="auto" w:fill="FFFFFF"/>
-        </w:rPr>
-        <w:t xml:space="preserve"> </w:t>
-      </w:r>
-      <w:r>
-        <w:rPr>
-          <w:shd w:val="clear" w:color="auto" w:fill="FFFFFF"/>
-        </w:rPr>
-        <w:t>PayPal in use, you will need to update this component as well.</w:t>
+        <w:t xml:space="preserve">If you also have jOpenSim PayPal in use, you will need to update this component as well.</w:t>
       </w:r>
     </w:p>
     <w:p>
@@ -137,72 +74,23 @@
         <w:pStyle w:val="Heading2"/>
       </w:pPr>
       <w:r>
-        <w:t>How to Update:</w:t>
+        <w:t>How to Update jOpensim (within V4):</w:t>
       </w:r>
     </w:p>
     <w:p>
       <w:r>
-        <w:t>First, update your Joomla installation to version 3.9.23.  This can be done by logging into the Administrator panel and clicking the notice. Or click on</w:t>
-      </w:r>
-      <w:r>
-        <w:t xml:space="preserve"> Components-&gt;Joomla Update.  </w:t>
-      </w:r>
-      <w:r>
-        <w:rPr>
-          <w:b/>
-          <w:bCs/>
-        </w:rPr>
-        <w:t xml:space="preserve">Do not update past </w:t>
-      </w:r>
-      <w:r>
-        <w:rPr>
-          <w:b/>
-          <w:bCs/>
-        </w:rPr>
-        <w:t xml:space="preserve">Version 3.9.23 </w:t>
-      </w:r>
-      <w:r>
-        <w:rPr>
-          <w:b/>
-          <w:bCs/>
-        </w:rPr>
-        <w:t>to V 4!</w:t>
+        <w:t xml:space="preserve">These steps update the JOpensim extension package on top of an existing Joomla + JOpensim V4 install (Setup-&gt;Joomla/JOpensim-&gt;Install). They do not apply to a V3 site - a V3 site must be replaced by a fresh V4 install instead, per the note above.</w:t>
       </w:r>
     </w:p>
     <w:p>
       <w:r>
-        <w:t xml:space="preserve">In DreamGrid, go to Setup-&gt;Settings-&gt; and </w:t>
-      </w:r>
-      <w:r>
-        <w:t>t</w:t>
-      </w:r>
-      <w:r>
-        <w:t>hen to Joomla/jOpensim.</w:t>
-      </w:r>
-      <w:r>
-        <w:t xml:space="preserve"> </w:t>
+        <w:t xml:space="preserve">In DreamGrid, go to Setup-&gt;Settings-&gt; and then to Joomla/jOpensim. </w:t>
       </w:r>
     </w:p>
     <w:p>
       <w:r>
-        <w:t xml:space="preserve">Press the </w:t>
-      </w:r>
-      <w:r>
-        <w:t>[</w:t>
-      </w:r>
-      <w:r>
-        <w:t>Update</w:t>
-      </w:r>
-      <w:r>
-        <w:t>]</w:t>
-      </w:r>
-      <w:r>
-        <w:t xml:space="preserve"> button to update to the latest jOpensim. This will take you to this screen:</w:t>
-      </w:r>
-      <w:r>
+        <w:t xml:space="preserve">Press the [Update] button to update to the latest jOpensim. This will take you to this screen:</w:t>
         <w:br/>
-      </w:r>
-      <w:r>
         <w:br/>
       </w:r>
       <w:r>
@@ -266,60 +154,7 @@
     </w:p>
     <w:p>
       <w:r>
-        <w:t xml:space="preserve">Click </w:t>
-      </w:r>
-      <w:r>
-        <w:t xml:space="preserve">the big green </w:t>
-      </w:r>
-      <w:r>
-        <w:t>“Or Browse for file” and navigate to the Outworldzfiles\</w:t>
-      </w:r>
-      <w:proofErr w:type="spellStart"/>
-      <w:r>
-        <w:t>j</w:t>
-      </w:r>
-      <w:r>
-        <w:t>O</w:t>
-      </w:r>
-      <w:r>
-        <w:t>pensimfiles</w:t>
-      </w:r>
-      <w:proofErr w:type="spellEnd"/>
-      <w:r>
-        <w:t>\ folder</w:t>
-      </w:r>
-      <w:r>
-        <w:t xml:space="preserve">. </w:t>
-      </w:r>
-      <w:r>
-        <w:t xml:space="preserve"> </w:t>
-      </w:r>
-      <w:r>
-        <w:t>S</w:t>
-      </w:r>
-      <w:r>
-        <w:t xml:space="preserve">elect </w:t>
-      </w:r>
-      <w:r>
-        <w:t>“</w:t>
-      </w:r>
-      <w:r>
-        <w:t>pkg_jopensim.0.3.2.0.zip</w:t>
-      </w:r>
-      <w:r>
-        <w:t>” and click Ok</w:t>
-      </w:r>
-      <w:r>
-        <w:t xml:space="preserve">.    This will update you to </w:t>
-      </w:r>
-      <w:r>
-        <w:t xml:space="preserve">jOpensim </w:t>
-      </w:r>
-      <w:r>
-        <w:t>V3.0.2.0</w:t>
-      </w:r>
-      <w:r>
-        <w:t>.</w:t>
+        <w:t xml:space="preserve">Click the big green “Or Browse for file” and navigate to the OutworldzFiles\jOpensim_Files\ folder.  Select the JOpen*.zip file found there (e.g. JOpensim.0.4.0.4_RC7.zip) and click Ok.    This will update your jOpensim install to the latest V4 package. DreamGrid no longer hardcodes this filename, since the maintainer replaces it with newer package versions over time - always pick whichever single JOpen*.zip file is present.</w:t>
       </w:r>
     </w:p>
     <w:bookmarkEnd w:id="0"/>
@@ -338,7 +173,102 @@
 </w:document>
 </file>
 
-<file path=word/styles.xml><?xml version="1.0" encoding="utf-8"?>
+<file path=word\fontTable.xml><?xml version="1.0" encoding="utf-8"?>
+<w:fonts xmlns:mc="http://schemas.openxmlformats.org/markup-compatibility/2006" xmlns:r="http://schemas.openxmlformats.org/officeDocument/2006/relationships" xmlns:w="http://schemas.openxmlformats.org/wordprocessingml/2006/main" xmlns:w14="http://schemas.microsoft.com/office/word/2010/wordml" xmlns:w15="http://schemas.microsoft.com/office/word/2012/wordml" xmlns:w16cex="http://schemas.microsoft.com/office/word/2018/wordml/cex" xmlns:w16cid="http://schemas.microsoft.com/office/word/2016/wordml/cid" xmlns:w16="http://schemas.microsoft.com/office/word/2018/wordml" xmlns:w16du="http://schemas.microsoft.com/office/word/2023/wordml/word16du" xmlns:w16sdtdh="http://schemas.microsoft.com/office/word/2020/wordml/sdtdatahash" xmlns:w16se="http://schemas.microsoft.com/office/word/2015/wordml/symex" mc:Ignorable="w14 w15 w16se w16cid w16 w16cex w16sdtdh w16du">
+  <w:font w:name="Calibri">
+    <w:panose1 w:val="020F0502020204030204"/>
+    <w:charset w:val="00"/>
+    <w:family w:val="swiss"/>
+    <w:pitch w:val="variable"/>
+    <w:sig w:usb0="E4002EFF" w:usb1="C200247B" w:usb2="00000009" w:usb3="00000000" w:csb0="000001FF" w:csb1="00000000"/>
+  </w:font>
+  <w:font w:name="Times New Roman">
+    <w:panose1 w:val="02020603050405020304"/>
+    <w:charset w:val="00"/>
+    <w:family w:val="roman"/>
+    <w:pitch w:val="variable"/>
+    <w:sig w:usb0="E0002EFF" w:usb1="C000785B" w:usb2="00000009" w:usb3="00000000" w:csb0="000001FF" w:csb1="00000000"/>
+  </w:font>
+  <w:font w:name="Calibri Light">
+    <w:panose1 w:val="020F0302020204030204"/>
+    <w:charset w:val="00"/>
+    <w:family w:val="swiss"/>
+    <w:pitch w:val="variable"/>
+    <w:sig w:usb0="E4002EFF" w:usb1="C200247B" w:usb2="00000009" w:usb3="00000000" w:csb0="000001FF" w:csb1="00000000"/>
+  </w:font>
+</w:fonts>
+</file>
+
+<file path=word\settings.xml><?xml version="1.0" encoding="utf-8"?>
+<w:settings xmlns:mc="http://schemas.openxmlformats.org/markup-compatibility/2006" xmlns:o="urn:schemas-microsoft-com:office:office" xmlns:r="http://schemas.openxmlformats.org/officeDocument/2006/relationships" xmlns:m="http://schemas.openxmlformats.org/officeDocument/2006/math" xmlns:v="urn:schemas-microsoft-com:vml" xmlns:w10="urn:schemas-microsoft-com:office:word" xmlns:w="http://schemas.openxmlformats.org/wordprocessingml/2006/main" xmlns:w14="http://schemas.microsoft.com/office/word/2010/wordml" xmlns:w15="http://schemas.microsoft.com/office/word/2012/wordml" xmlns:w16cex="http://schemas.microsoft.com/office/word/2018/wordml/cex" xmlns:w16cid="http://schemas.microsoft.com/office/word/2016/wordml/cid" xmlns:w16="http://schemas.microsoft.com/office/word/2018/wordml" xmlns:w16du="http://schemas.microsoft.com/office/word/2023/wordml/word16du" xmlns:w16sdtdh="http://schemas.microsoft.com/office/word/2020/wordml/sdtdatahash" xmlns:w16se="http://schemas.microsoft.com/office/word/2015/wordml/symex" xmlns:sl="http://schemas.openxmlformats.org/schemaLibrary/2006/main" mc:Ignorable="w14 w15 w16se w16cid w16 w16cex w16sdtdh w16du">
+  <w:view w:val="web"/>
+  <w:zoom w:percent="100"/>
+  <w:proofState w:spelling="clean" w:grammar="clean"/>
+  <w:defaultTabStop w:val="720"/>
+  <w:characterSpacingControl w:val="doNotCompress"/>
+  <w:compat>
+    <w:useFELayout/>
+    <w:compatSetting w:name="compatibilityMode" w:uri="http://schemas.microsoft.com/office/word" w:val="12"/>
+    <w:compatSetting w:name="useWord2013TrackBottomHyphenation" w:uri="http://schemas.microsoft.com/office/word" w:val="0"/>
+  </w:compat>
+  <w:rsids>
+    <w:rsidRoot w:val="006E12E2"/>
+    <w:rsid w:val="00152185"/>
+    <w:rsid w:val="00256D0F"/>
+    <w:rsid w:val="00291C0A"/>
+    <w:rsid w:val="002A0615"/>
+    <w:rsid w:val="00314B52"/>
+    <w:rsid w:val="0036006B"/>
+    <w:rsid w:val="004A7CAA"/>
+    <w:rsid w:val="004D3F2C"/>
+    <w:rsid w:val="00685DA1"/>
+    <w:rsid w:val="006E12E2"/>
+    <w:rsid w:val="0079793F"/>
+    <w:rsid w:val="007E440A"/>
+    <w:rsid w:val="007F056A"/>
+    <w:rsid w:val="00920642"/>
+    <w:rsid w:val="009B7DFE"/>
+    <w:rsid w:val="00A14EC7"/>
+    <w:rsid w:val="00B54B4D"/>
+    <w:rsid w:val="00C22197"/>
+    <w:rsid w:val="00C56C81"/>
+    <w:rsid w:val="00CA574B"/>
+    <w:rsid w:val="00D04629"/>
+    <w:rsid w:val="00DB6EF6"/>
+    <w:rsid w:val="00DE3907"/>
+  </w:rsids>
+  <m:mathPr>
+    <m:mathFont m:val="Cambria Math"/>
+    <m:brkBin m:val="before"/>
+    <m:brkBinSub m:val="--"/>
+    <m:smallFrac m:val="0"/>
+    <m:dispDef/>
+    <m:lMargin m:val="0"/>
+    <m:rMargin m:val="0"/>
+    <m:defJc m:val="centerGroup"/>
+    <m:wrapIndent m:val="1440"/>
+    <m:intLim m:val="subSup"/>
+    <m:naryLim m:val="undOvr"/>
+  </m:mathPr>
+  <w:themeFontLang w:val="en-US"/>
+  <w:clrSchemeMapping w:bg1="light1" w:t1="dark1" w:bg2="light2" w:t2="dark2" w:accent1="accent1" w:accent2="accent2" w:accent3="accent3" w:accent4="accent4" w:accent5="accent5" w:accent6="accent6" w:hyperlink="hyperlink" w:followedHyperlink="followedHyperlink"/>
+  <w:doNotIncludeSubdocsInStats/>
+  <w:doNotAutoCompressPictures/>
+  <w:shapeDefaults>
+    <o:shapedefaults v:ext="edit" spidmax="1026"/>
+    <o:shapelayout v:ext="edit">
+      <o:idmap v:ext="edit" data="1"/>
+    </o:shapelayout>
+  </w:shapeDefaults>
+  <w:decimalSymbol w:val="."/>
+  <w:listSeparator w:val=","/>
+  <w14:docId w14:val="4F0B8983"/>
+  <w14:defaultImageDpi w14:val="0"/>
+  <w15:docId w15:val="{C4D0F7F7-9B14-44FA-9276-05C1531ED20A}"/>
+</w:settings>
+</file>
+
+<file path=word\styles.xml><?xml version="1.0" encoding="utf-8"?>
 <w:styles xmlns:mc="http://schemas.openxmlformats.org/markup-compatibility/2006" xmlns:r="http://schemas.openxmlformats.org/officeDocument/2006/relationships" xmlns:w="http://schemas.openxmlformats.org/wordprocessingml/2006/main" xmlns:w14="http://schemas.microsoft.com/office/word/2010/wordml" xmlns:w15="http://schemas.microsoft.com/office/word/2012/wordml" xmlns:w16cex="http://schemas.microsoft.com/office/word/2018/wordml/cex" xmlns:w16cid="http://schemas.microsoft.com/office/word/2016/wordml/cid" xmlns:w16="http://schemas.microsoft.com/office/word/2018/wordml" xmlns:w16du="http://schemas.microsoft.com/office/word/2023/wordml/word16du" xmlns:w16sdtdh="http://schemas.microsoft.com/office/word/2020/wordml/sdtdatahash" xmlns:w16se="http://schemas.microsoft.com/office/word/2015/wordml/symex" mc:Ignorable="w14 w15 w16se w16cid w16 w16cex w16sdtdh w16du">
   <w:docDefaults>
     <w:rPrDefault>
@@ -1389,7 +1319,7 @@
 </w:styles>
 </file>
 
-<file path=word/theme/theme1.xml><?xml version="1.0" encoding="utf-8"?>
+<file path=word\theme\theme1.xml><?xml version="1.0" encoding="utf-8"?>
 <a:theme xmlns:a="http://schemas.openxmlformats.org/drawingml/2006/main" name="Office Theme">
   <a:themeElements>
     <a:clrScheme name="Office">
@@ -1682,4 +1612,12 @@
     </a:ext>
   </a:extLst>
 </a:theme>
+</file>
+
+<file path=word\webSettings.xml><?xml version="1.0" encoding="utf-8"?>
+<w:webSettings xmlns:mc="http://schemas.openxmlformats.org/markup-compatibility/2006" xmlns:r="http://schemas.openxmlformats.org/officeDocument/2006/relationships" xmlns:w="http://schemas.openxmlformats.org/wordprocessingml/2006/main" xmlns:w14="http://schemas.microsoft.com/office/word/2010/wordml" xmlns:w15="http://schemas.microsoft.com/office/word/2012/wordml" xmlns:w16cex="http://schemas.microsoft.com/office/word/2018/wordml/cex" xmlns:w16cid="http://schemas.microsoft.com/office/word/2016/wordml/cid" xmlns:w16="http://schemas.microsoft.com/office/word/2018/wordml" xmlns:w16du="http://schemas.microsoft.com/office/word/2023/wordml/word16du" xmlns:w16sdtdh="http://schemas.microsoft.com/office/word/2020/wordml/sdtdatahash" xmlns:w16se="http://schemas.microsoft.com/office/word/2015/wordml/symex" mc:Ignorable="w14 w15 w16se w16cid w16 w16cex w16sdtdh w16du">
+  <w:optimizeForBrowser/>
+  <w:relyOnVML/>
+  <w:allowPNG/>
+</w:webSettings>
 </file>
--- a/Joomla Update.docx
+++ b/Joomla Update.docx
@@ -1,40 +1,5 @@
 
-<file path=docProps\app.xml><?xml version="1.0" encoding="utf-8"?>
-<Properties xmlns="http://schemas.openxmlformats.org/officeDocument/2006/extended-properties" xmlns:vt="http://schemas.openxmlformats.org/officeDocument/2006/docPropsVTypes">
-  <Template>Normal.dotm</Template>
-  <TotalTime>1</TotalTime>
-  <Pages>1</Pages>
-  <Words>148</Words>
-  <Characters>847</Characters>
-  <Application>Microsoft Office Word</Application>
-  <DocSecurity>0</DocSecurity>
-  <Lines>7</Lines>
-  <Paragraphs>1</Paragraphs>
-  <ScaleCrop>false</ScaleCrop>
-  <Company/>
-  <LinksUpToDate>false</LinksUpToDate>
-  <CharactersWithSpaces>994</CharactersWithSpaces>
-  <SharedDoc>false</SharedDoc>
-  <HyperlinksChanged>false</HyperlinksChanged>
-  <AppVersion>16.0000</AppVersion>
-</Properties>
-</file>
-
-<file path=docProps\core.xml><?xml version="1.0" encoding="utf-8"?>
-<cp:coreProperties xmlns:cp="http://schemas.openxmlformats.org/package/2006/metadata/core-properties" xmlns:dc="http://purl.org/dc/elements/1.1/" xmlns:dcterms="http://purl.org/dc/terms/" xmlns:dcmitype="http://purl.org/dc/dcmitype/" xmlns:xsi="http://www.w3.org/2001/XMLSchema-instance">
-  <dc:title/>
-  <dc:subject/>
-  <dc:creator>Fred Beckhusen</dc:creator>
-  <cp:keywords/>
-  <dc:description/>
-  <cp:lastModifiedBy>Fred Beckhusen</cp:lastModifiedBy>
-  <cp:revision>7</cp:revision>
-  <dcterms:created xsi:type="dcterms:W3CDTF">2021-04-30T04:03:00Z</dcterms:created>
-  <dcterms:modified xsi:type="dcterms:W3CDTF">2024-12-08T23:25:00Z</dcterms:modified>
-</cp:coreProperties>
-</file>
-
-<file path=word\document.xml><?xml version="1.0" encoding="utf-8"?>
+<file path=word/document.xml><?xml version="1.0" encoding="utf-8"?>
 <w:document xmlns:wpc="http://schemas.microsoft.com/office/word/2010/wordprocessingCanvas" xmlns:cx="http://schemas.microsoft.com/office/drawing/2014/chartex" xmlns:cx1="http://schemas.microsoft.com/office/drawing/2015/9/8/chartex" xmlns:cx2="http://schemas.microsoft.com/office/drawing/2015/10/21/chartex" xmlns:cx3="http://schemas.microsoft.com/office/drawing/2016/5/9/chartex" xmlns:cx4="http://schemas.microsoft.com/office/drawing/2016/5/10/chartex" xmlns:cx5="http://schemas.microsoft.com/office/drawing/2016/5/11/chartex" xmlns:cx6="http://schemas.microsoft.com/office/drawing/2016/5/12/chartex" xmlns:cx7="http://schemas.microsoft.com/office/drawing/2016/5/13/chartex" xmlns:cx8="http://schemas.microsoft.com/office/drawing/2016/5/14/chartex" xmlns:mc="http://schemas.openxmlformats.org/markup-compatibility/2006" xmlns:aink="http://schemas.microsoft.com/office/drawing/2016/ink" xmlns:am3d="http://schemas.microsoft.com/office/drawing/2017/model3d" xmlns:o="urn:schemas-microsoft-com:office:office" xmlns:oel="http://schemas.microsoft.com/office/2019/extlst" xmlns:r="http://schemas.openxmlformats.org/officeDocument/2006/relationships" xmlns:m="http://schemas.openxmlformats.org/officeDocument/2006/math" xmlns:v="urn:schemas-microsoft-com:vml" xmlns:wp14="http://schemas.microsoft.com/office/word/2010/wordprocessingDrawing" xmlns:wp="http://schemas.openxmlformats.org/drawingml/2006/wordprocessingDrawing" xmlns:w10="urn:schemas-microsoft-com:office:word" xmlns:w="http://schemas.openxmlformats.org/wordprocessingml/2006/main" xmlns:w14="http://schemas.microsoft.com/office/word/2010/wordml" xmlns:w15="http://schemas.microsoft.com/office/word/2012/wordml" xmlns:w16cex="http://schemas.microsoft.com/office/word/2018/wordml/cex" xmlns:w16cid="http://schemas.microsoft.com/office/word/2016/wordml/cid" xmlns:w16="http://schemas.microsoft.com/office/word/2018/wordml" xmlns:w16du="http://schemas.microsoft.com/office/word/2023/wordml/word16du" xmlns:w16sdtdh="http://schemas.microsoft.com/office/word/2020/wordml/sdtdatahash" xmlns:w16se="http://schemas.microsoft.com/office/word/2015/wordml/symex" xmlns:wpg="http://schemas.microsoft.com/office/word/2010/wordprocessingGroup" xmlns:wpi="http://schemas.microsoft.com/office/word/2010/wordprocessingInk" xmlns:wne="http://schemas.microsoft.com/office/word/2006/wordml" xmlns:wps="http://schemas.microsoft.com/office/word/2010/wordprocessingShape" mc:Ignorable="w14 w15 w16se w16cid w16 w16cex w16sdtdh w16du wp14">
   <w:body>
     <w:p>
@@ -79,12 +44,12 @@
     </w:p>
     <w:p>
       <w:r>
-        <w:t xml:space="preserve">These steps update the JOpensim extension package on top of an existing Joomla + JOpensim V4 install (Setup-&gt;Joomla/JOpensim-&gt;Install). They do not apply to a V3 site - a V3 site must be replaced by a fresh V4 install instead, per the note above.</w:t>
+        <w:t xml:space="preserve">These steps update the JOpensim extension package on top of an existing Joomla + JOpensim V4 install (Setup-&gt;Settings-&gt;Install CMS-&gt;Joomla-&gt;Install). They do not apply to a V3 site - a V3 site must be replaced by a fresh V4 install instead, per the note above.</w:t>
       </w:r>
     </w:p>
     <w:p>
       <w:r>
-        <w:t xml:space="preserve">In DreamGrid, go to Setup-&gt;Settings-&gt; and then to Joomla/jOpensim. </w:t>
+        <w:t xml:space="preserve">In DreamGrid, go to Setup-&gt;Settings, click Install CMS, and then click Joomla. </w:t>
       </w:r>
     </w:p>
     <w:p>
@@ -173,102 +138,7 @@
 </w:document>
 </file>
 
-<file path=word\fontTable.xml><?xml version="1.0" encoding="utf-8"?>
-<w:fonts xmlns:mc="http://schemas.openxmlformats.org/markup-compatibility/2006" xmlns:r="http://schemas.openxmlformats.org/officeDocument/2006/relationships" xmlns:w="http://schemas.openxmlformats.org/wordprocessingml/2006/main" xmlns:w14="http://schemas.microsoft.com/office/word/2010/wordml" xmlns:w15="http://schemas.microsoft.com/office/word/2012/wordml" xmlns:w16cex="http://schemas.microsoft.com/office/word/2018/wordml/cex" xmlns:w16cid="http://schemas.microsoft.com/office/word/2016/wordml/cid" xmlns:w16="http://schemas.microsoft.com/office/word/2018/wordml" xmlns:w16du="http://schemas.microsoft.com/office/word/2023/wordml/word16du" xmlns:w16sdtdh="http://schemas.microsoft.com/office/word/2020/wordml/sdtdatahash" xmlns:w16se="http://schemas.microsoft.com/office/word/2015/wordml/symex" mc:Ignorable="w14 w15 w16se w16cid w16 w16cex w16sdtdh w16du">
-  <w:font w:name="Calibri">
-    <w:panose1 w:val="020F0502020204030204"/>
-    <w:charset w:val="00"/>
-    <w:family w:val="swiss"/>
-    <w:pitch w:val="variable"/>
-    <w:sig w:usb0="E4002EFF" w:usb1="C200247B" w:usb2="00000009" w:usb3="00000000" w:csb0="000001FF" w:csb1="00000000"/>
-  </w:font>
-  <w:font w:name="Times New Roman">
-    <w:panose1 w:val="02020603050405020304"/>
-    <w:charset w:val="00"/>
-    <w:family w:val="roman"/>
-    <w:pitch w:val="variable"/>
-    <w:sig w:usb0="E0002EFF" w:usb1="C000785B" w:usb2="00000009" w:usb3="00000000" w:csb0="000001FF" w:csb1="00000000"/>
-  </w:font>
-  <w:font w:name="Calibri Light">
-    <w:panose1 w:val="020F0302020204030204"/>
-    <w:charset w:val="00"/>
-    <w:family w:val="swiss"/>
-    <w:pitch w:val="variable"/>
-    <w:sig w:usb0="E4002EFF" w:usb1="C200247B" w:usb2="00000009" w:usb3="00000000" w:csb0="000001FF" w:csb1="00000000"/>
-  </w:font>
-</w:fonts>
-</file>
-
-<file path=word\settings.xml><?xml version="1.0" encoding="utf-8"?>
-<w:settings xmlns:mc="http://schemas.openxmlformats.org/markup-compatibility/2006" xmlns:o="urn:schemas-microsoft-com:office:office" xmlns:r="http://schemas.openxmlformats.org/officeDocument/2006/relationships" xmlns:m="http://schemas.openxmlformats.org/officeDocument/2006/math" xmlns:v="urn:schemas-microsoft-com:vml" xmlns:w10="urn:schemas-microsoft-com:office:word" xmlns:w="http://schemas.openxmlformats.org/wordprocessingml/2006/main" xmlns:w14="http://schemas.microsoft.com/office/word/2010/wordml" xmlns:w15="http://schemas.microsoft.com/office/word/2012/wordml" xmlns:w16cex="http://schemas.microsoft.com/office/word/2018/wordml/cex" xmlns:w16cid="http://schemas.microsoft.com/office/word/2016/wordml/cid" xmlns:w16="http://schemas.microsoft.com/office/word/2018/wordml" xmlns:w16du="http://schemas.microsoft.com/office/word/2023/wordml/word16du" xmlns:w16sdtdh="http://schemas.microsoft.com/office/word/2020/wordml/sdtdatahash" xmlns:w16se="http://schemas.microsoft.com/office/word/2015/wordml/symex" xmlns:sl="http://schemas.openxmlformats.org/schemaLibrary/2006/main" mc:Ignorable="w14 w15 w16se w16cid w16 w16cex w16sdtdh w16du">
-  <w:view w:val="web"/>
-  <w:zoom w:percent="100"/>
-  <w:proofState w:spelling="clean" w:grammar="clean"/>
-  <w:defaultTabStop w:val="720"/>
-  <w:characterSpacingControl w:val="doNotCompress"/>
-  <w:compat>
-    <w:useFELayout/>
-    <w:compatSetting w:name="compatibilityMode" w:uri="http://schemas.microsoft.com/office/word" w:val="12"/>
-    <w:compatSetting w:name="useWord2013TrackBottomHyphenation" w:uri="http://schemas.microsoft.com/office/word" w:val="0"/>
-  </w:compat>
-  <w:rsids>
-    <w:rsidRoot w:val="006E12E2"/>
-    <w:rsid w:val="00152185"/>
-    <w:rsid w:val="00256D0F"/>
-    <w:rsid w:val="00291C0A"/>
-    <w:rsid w:val="002A0615"/>
-    <w:rsid w:val="00314B52"/>
-    <w:rsid w:val="0036006B"/>
-    <w:rsid w:val="004A7CAA"/>
-    <w:rsid w:val="004D3F2C"/>
-    <w:rsid w:val="00685DA1"/>
-    <w:rsid w:val="006E12E2"/>
-    <w:rsid w:val="0079793F"/>
-    <w:rsid w:val="007E440A"/>
-    <w:rsid w:val="007F056A"/>
-    <w:rsid w:val="00920642"/>
-    <w:rsid w:val="009B7DFE"/>
-    <w:rsid w:val="00A14EC7"/>
-    <w:rsid w:val="00B54B4D"/>
-    <w:rsid w:val="00C22197"/>
-    <w:rsid w:val="00C56C81"/>
-    <w:rsid w:val="00CA574B"/>
-    <w:rsid w:val="00D04629"/>
-    <w:rsid w:val="00DB6EF6"/>
-    <w:rsid w:val="00DE3907"/>
-  </w:rsids>
-  <m:mathPr>
-    <m:mathFont m:val="Cambria Math"/>
-    <m:brkBin m:val="before"/>
-    <m:brkBinSub m:val="--"/>
-    <m:smallFrac m:val="0"/>
-    <m:dispDef/>
-    <m:lMargin m:val="0"/>
-    <m:rMargin m:val="0"/>
-    <m:defJc m:val="centerGroup"/>
-    <m:wrapIndent m:val="1440"/>
-    <m:intLim m:val="subSup"/>
-    <m:naryLim m:val="undOvr"/>
-  </m:mathPr>
-  <w:themeFontLang w:val="en-US"/>
-  <w:clrSchemeMapping w:bg1="light1" w:t1="dark1" w:bg2="light2" w:t2="dark2" w:accent1="accent1" w:accent2="accent2" w:accent3="accent3" w:accent4="accent4" w:accent5="accent5" w:accent6="accent6" w:hyperlink="hyperlink" w:followedHyperlink="followedHyperlink"/>
-  <w:doNotIncludeSubdocsInStats/>
-  <w:doNotAutoCompressPictures/>
-  <w:shapeDefaults>
-    <o:shapedefaults v:ext="edit" spidmax="1026"/>
-    <o:shapelayout v:ext="edit">
-      <o:idmap v:ext="edit" data="1"/>
-    </o:shapelayout>
-  </w:shapeDefaults>
-  <w:decimalSymbol w:val="."/>
-  <w:listSeparator w:val=","/>
-  <w14:docId w14:val="4F0B8983"/>
-  <w14:defaultImageDpi w14:val="0"/>
-  <w15:docId w15:val="{C4D0F7F7-9B14-44FA-9276-05C1531ED20A}"/>
-</w:settings>
-</file>
-
-<file path=word\styles.xml><?xml version="1.0" encoding="utf-8"?>
+<file path=word/styles.xml><?xml version="1.0" encoding="utf-8"?>
 <w:styles xmlns:mc="http://schemas.openxmlformats.org/markup-compatibility/2006" xmlns:r="http://schemas.openxmlformats.org/officeDocument/2006/relationships" xmlns:w="http://schemas.openxmlformats.org/wordprocessingml/2006/main" xmlns:w14="http://schemas.microsoft.com/office/word/2010/wordml" xmlns:w15="http://schemas.microsoft.com/office/word/2012/wordml" xmlns:w16cex="http://schemas.microsoft.com/office/word/2018/wordml/cex" xmlns:w16cid="http://schemas.microsoft.com/office/word/2016/wordml/cid" xmlns:w16="http://schemas.microsoft.com/office/word/2018/wordml" xmlns:w16du="http://schemas.microsoft.com/office/word/2023/wordml/word16du" xmlns:w16sdtdh="http://schemas.microsoft.com/office/word/2020/wordml/sdtdatahash" xmlns:w16se="http://schemas.microsoft.com/office/word/2015/wordml/symex" mc:Ignorable="w14 w15 w16se w16cid w16 w16cex w16sdtdh w16du">
   <w:docDefaults>
     <w:rPrDefault>
@@ -1319,7 +1189,7 @@
 </w:styles>
 </file>
 
-<file path=word\theme\theme1.xml><?xml version="1.0" encoding="utf-8"?>
+<file path=word/theme/theme1.xml><?xml version="1.0" encoding="utf-8"?>
 <a:theme xmlns:a="http://schemas.openxmlformats.org/drawingml/2006/main" name="Office Theme">
   <a:themeElements>
     <a:clrScheme name="Office">
@@ -1612,12 +1482,4 @@
     </a:ext>
   </a:extLst>
 </a:theme>
-</file>
-
-<file path=word\webSettings.xml><?xml version="1.0" encoding="utf-8"?>
-<w:webSettings xmlns:mc="http://schemas.openxmlformats.org/markup-compatibility/2006" xmlns:r="http://schemas.openxmlformats.org/officeDocument/2006/relationships" xmlns:w="http://schemas.openxmlformats.org/wordprocessingml/2006/main" xmlns:w14="http://schemas.microsoft.com/office/word/2010/wordml" xmlns:w15="http://schemas.microsoft.com/office/word/2012/wordml" xmlns:w16cex="http://schemas.microsoft.com/office/word/2018/wordml/cex" xmlns:w16cid="http://schemas.microsoft.com/office/word/2016/wordml/cid" xmlns:w16="http://schemas.microsoft.com/office/word/2018/wordml" xmlns:w16du="http://schemas.microsoft.com/office/word/2023/wordml/word16du" xmlns:w16sdtdh="http://schemas.microsoft.com/office/word/2020/wordml/sdtdatahash" xmlns:w16se="http://schemas.microsoft.com/office/word/2015/wordml/symex" mc:Ignorable="w14 w15 w16se w16cid w16 w16cex w16sdtdh w16du">
-  <w:optimizeForBrowser/>
-  <w:relyOnVML/>
-  <w:allowPNG/>
-</w:webSettings>
 </file>
--- a/Joomla Update.docx
+++ b/Joomla Update.docx
@@ -1,6 +1,6 @@
 
 <file path=word/document.xml><?xml version="1.0" encoding="utf-8"?>
-<w:document xmlns:wpc="http://schemas.microsoft.com/office/word/2010/wordprocessingCanvas" xmlns:cx="http://schemas.microsoft.com/office/drawing/2014/chartex" xmlns:cx1="http://schemas.microsoft.com/office/drawing/2015/9/8/chartex" xmlns:cx2="http://schemas.microsoft.com/office/drawing/2015/10/21/chartex" xmlns:cx3="http://schemas.microsoft.com/office/drawing/2016/5/9/chartex" xmlns:cx4="http://schemas.microsoft.com/office/drawing/2016/5/10/chartex" xmlns:cx5="http://schemas.microsoft.com/office/drawing/2016/5/11/chartex" xmlns:cx6="http://schemas.microsoft.com/office/drawing/2016/5/12/chartex" xmlns:cx7="http://schemas.microsoft.com/office/drawing/2016/5/13/chartex" xmlns:cx8="http://schemas.microsoft.com/office/drawing/2016/5/14/chartex" xmlns:mc="http://schemas.openxmlformats.org/markup-compatibility/2006" xmlns:aink="http://schemas.microsoft.com/office/drawing/2016/ink" xmlns:am3d="http://schemas.microsoft.com/office/drawing/2017/model3d" xmlns:o="urn:schemas-microsoft-com:office:office" xmlns:oel="http://schemas.microsoft.com/office/2019/extlst" xmlns:r="http://schemas.openxmlformats.org/officeDocument/2006/relationships" xmlns:m="http://schemas.openxmlformats.org/officeDocument/2006/math" xmlns:v="urn:schemas-microsoft-com:vml" xmlns:wp14="http://schemas.microsoft.com/office/word/2010/wordprocessingDrawing" xmlns:wp="http://schemas.openxmlformats.org/drawingml/2006/wordprocessingDrawing" xmlns:w10="urn:schemas-microsoft-com:office:word" xmlns:w="http://schemas.openxmlformats.org/wordprocessingml/2006/main" xmlns:w14="http://schemas.microsoft.com/office/word/2010/wordml" xmlns:w15="http://schemas.microsoft.com/office/word/2012/wordml" xmlns:w16cex="http://schemas.microsoft.com/office/word/2018/wordml/cex" xmlns:w16cid="http://schemas.microsoft.com/office/word/2016/wordml/cid" xmlns:w16="http://schemas.microsoft.com/office/word/2018/wordml" xmlns:w16du="http://schemas.microsoft.com/office/word/2023/wordml/word16du" xmlns:w16sdtdh="http://schemas.microsoft.com/office/word/2020/wordml/sdtdatahash" xmlns:w16se="http://schemas.microsoft.com/office/word/2015/wordml/symex" xmlns:wpg="http://schemas.microsoft.com/office/word/2010/wordprocessingGroup" xmlns:wpi="http://schemas.microsoft.com/office/word/2010/wordprocessingInk" xmlns:wne="http://schemas.microsoft.com/office/word/2006/wordml" xmlns:wps="http://schemas.microsoft.com/office/word/2010/wordprocessingShape" mc:Ignorable="w14 w15 w16se w16cid w16 w16cex w16sdtdh w16du wp14">
+<w:document xmlns:wpc="http://schemas.microsoft.com/office/word/2010/wordprocessingCanvas" xmlns:cx="http://schemas.microsoft.com/office/drawing/2014/chartex" xmlns:cx1="http://schemas.microsoft.com/office/drawing/2015/9/8/chartex" xmlns:cx2="http://schemas.microsoft.com/office/drawing/2015/10/21/chartex" xmlns:cx3="http://schemas.microsoft.com/office/drawing/2016/5/9/chartex" xmlns:cx4="http://schemas.microsoft.com/office/drawing/2016/5/10/chartex" xmlns:cx5="http://schemas.microsoft.com/office/drawing/2016/5/11/chartex" xmlns:cx6="http://schemas.microsoft.com/office/drawing/2016/5/12/chartex" xmlns:cx7="http://schemas.microsoft.com/office/drawing/2016/5/13/chartex" xmlns:cx8="http://schemas.microsoft.com/office/drawing/2016/5/14/chartex" xmlns:mc="http://schemas.openxmlformats.org/markup-compatibility/2006" xmlns:aink="http://schemas.microsoft.com/office/drawing/2016/ink" xmlns:am3d="http://schemas.microsoft.com/office/drawing/2017/model3d" xmlns:o="urn:schemas-microsoft-com:office:office" xmlns:oel="http://schemas.microsoft.com/office/2019/extlst" xmlns:r="http://schemas.openxmlformats.org/officeDocument/2006/relationships" xmlns:m="http://schemas.openxmlformats.org/officeDocument/2006/math" xmlns:v="urn:schemas-microsoft-com:vml" xmlns:wp14="http://schemas.microsoft.com/office/word/2010/wordprocessingDrawing" xmlns:wp="http://schemas.openxmlformats.org/drawingml/2006/wordprocessingDrawing" xmlns:w10="urn:schemas-microsoft-com:office:word" xmlns:w="http://schemas.openxmlformats.org/wordprocessingml/2006/main" xmlns:w14="http://schemas.microsoft.com/office/word/2010/wordml" xmlns:w15="http://schemas.microsoft.com/office/word/2012/wordml" xmlns:w16cex="http://schemas.microsoft.com/office/word/2018/wordml/cex" xmlns:w16cid="http://schemas.microsoft.com/office/word/2016/wordml/cid" xmlns:w16="http://schemas.microsoft.com/office/word/2018/wordml" xmlns:w16du="http://schemas.microsoft.com/office/word/2023/wordml/word16du" xmlns:w16sdtdh="http://schemas.microsoft.com/office/word/2020/wordml/sdtdatahash" xmlns:w16sdtfl="http://schemas.microsoft.com/office/word/2024/wordml/sdtformatlock" xmlns:w16se="http://schemas.microsoft.com/office/word/2015/wordml/symex" xmlns:wpg="http://schemas.microsoft.com/office/word/2010/wordprocessingGroup" xmlns:wpi="http://schemas.microsoft.com/office/word/2010/wordprocessingInk" xmlns:wne="http://schemas.microsoft.com/office/word/2006/wordml" xmlns:wps="http://schemas.microsoft.com/office/word/2010/wordprocessingShape" mc:Ignorable="w14 w15 w16se w16cid w16 w16cex w16sdtdh w16sdtfl w16du wp14">
   <w:body>
     <w:p>
       <w:pPr>
@@ -22,7 +22,7 @@
           <w:shd w:val="clear" w:color="auto" w:fill="FFFFFF"/>
         </w:rPr>
         <w:br/>
-        <w:t xml:space="preserve">IMPORTANT: Joomla/jOpensim V3 (up to Joomla 3.9.23) is deprecated and no longer supported. It has been replaced by Joomla + JOpensim V4, which is a NEW major version, not an in-place upgrade - do not expect the old Joomla updater or the old V3 install to carry forward. If you still have a V3 site installed under OutworldzFiles\Apache\htdocs\JOpensim, back it up (Akeeba Backup) and remove that folder before installing V4; DreamGrid's Install button will refuse to run while that folder is non-empty.</w:t>
+        <w:t>IMPORTANT: Joomla/jOpensim V3 (up to Joomla 3.9.23) is deprecated and no longer supported. It has been replaced by Joomla + JOpensim V4, which is a NEW major version, not an in-place upgrade - do not expect the old Joomla updater or the old V3 install to carry forward. If you still have a V3 site installed under OutworldzFiles\Apache\htdocs\JOpensim, back it up (Akeeba Backup) and remove that folder before installing V4; DreamGrid's Install button will refuse to run while that folder is non-empty.</w:t>
       </w:r>
       <w:r>
         <w:t xml:space="preserve">  </w:t>
@@ -31,7 +31,7 @@
         <w:rPr>
           <w:shd w:val="clear" w:color="auto" w:fill="FFFFFF"/>
         </w:rPr>
-        <w:t xml:space="preserve">If you also have jOpenSim PayPal in use, you will need to update this component as well.</w:t>
+        <w:t>If you also have jOpenSim PayPal in use, you will need to update this component as well.</w:t>
       </w:r>
     </w:p>
     <w:p>
@@ -44,7 +44,7 @@
     </w:p>
     <w:p>
       <w:r>
-        <w:t xml:space="preserve">These steps update the JOpensim extension package on top of an existing Joomla + JOpensim V4 install (Setup-&gt;Settings-&gt;Install CMS-&gt;Joomla-&gt;Install). They do not apply to a V3 site - a V3 site must be replaced by a fresh V4 install instead, per the note above.</w:t>
+        <w:t>These steps update the JOpensim extension package on top of an existing Joomla + JOpensim V4 install (Setup-&gt;Settings-&gt;Install CMS-&gt;Joomla-&gt;Install). They do not apply to a V3 site - a V3 site must be replaced by a fresh V4 install instead, per the note above.</w:t>
       </w:r>
     </w:p>
     <w:p>
@@ -54,8 +54,12 @@
     </w:p>
     <w:p>
       <w:r>
-        <w:t xml:space="preserve">Press the [Update] button to update to the latest jOpensim. This will take you to this screen:</w:t>
+        <w:t>Press the [Update] button to update to the latest jOpensim. This will take you to this screen:</w:t>
+      </w:r>
+      <w:r>
         <w:br/>
+      </w:r>
+      <w:r>
         <w:br/>
       </w:r>
       <w:r>
@@ -63,8 +67,8 @@
           <w:noProof/>
         </w:rPr>
         <w:drawing>
-          <wp:inline distT="0" distB="0" distL="0" distR="0" wp14:anchorId="6C988639" wp14:editId="32621A31">
-            <wp:extent cx="5048250" cy="3743325"/>
+          <wp:inline distT="0" distB="0" distL="0" distR="0" wp14:anchorId="6C988639" wp14:editId="4F3A3D33">
+            <wp:extent cx="4426226" cy="3282088"/>
             <wp:effectExtent l="0" t="0" r="0" b="0"/>
             <wp:docPr id="1" name="Picture 23"/>
             <wp:cNvGraphicFramePr>
@@ -95,7 +99,7 @@
                   <pic:spPr bwMode="auto">
                     <a:xfrm>
                       <a:off x="0" y="0"/>
-                      <a:ext cx="5048250" cy="3743325"/>
+                      <a:ext cx="4432505" cy="3286744"/>
                     </a:xfrm>
                     <a:prstGeom prst="rect">
                       <a:avLst/>
@@ -119,7 +123,7 @@
     </w:p>
     <w:p>
       <w:r>
-        <w:t xml:space="preserve">Click the big green “Or Browse for file” and navigate to the OutworldzFiles\jOpensim_Files\ folder.  Select the JOpen*.zip file found there (e.g. JOpensim.0.4.0.4_RC7.zip) and click Ok.    This will update your jOpensim install to the latest V4 package. DreamGrid no longer hardcodes this filename, since the maintainer replaces it with newer package versions over time - always pick whichever single JOpen*.zip file is present.</w:t>
+        <w:t>Click the big green “Or Browse for file” and navigate to the OutworldzFiles\jOpensim_Files\ folder.  Select the JOpen*.zip file found there (e.g. JOpensim.0.4.0.4_RC7.zip) and click Ok.    This will update your jOpensim install to the latest V4 package. DreamGrid no longer hardcodes this filename, since the maintainer replaces it with newer package versions over time - always pick whichever single JOpen*.zip file is present.</w:t>
       </w:r>
     </w:p>
     <w:bookmarkEnd w:id="0"/>
@@ -139,7 +143,7 @@
 </file>
 
 <file path=word/styles.xml><?xml version="1.0" encoding="utf-8"?>
-<w:styles xmlns:mc="http://schemas.openxmlformats.org/markup-compatibility/2006" xmlns:r="http://schemas.openxmlformats.org/officeDocument/2006/relationships" xmlns:w="http://schemas.openxmlformats.org/wordprocessingml/2006/main" xmlns:w14="http://schemas.microsoft.com/office/word/2010/wordml" xmlns:w15="http://schemas.microsoft.com/office/word/2012/wordml" xmlns:w16cex="http://schemas.microsoft.com/office/word/2018/wordml/cex" xmlns:w16cid="http://schemas.microsoft.com/office/word/2016/wordml/cid" xmlns:w16="http://schemas.microsoft.com/office/word/2018/wordml" xmlns:w16du="http://schemas.microsoft.com/office/word/2023/wordml/word16du" xmlns:w16sdtdh="http://schemas.microsoft.com/office/word/2020/wordml/sdtdatahash" xmlns:w16se="http://schemas.microsoft.com/office/word/2015/wordml/symex" mc:Ignorable="w14 w15 w16se w16cid w16 w16cex w16sdtdh w16du">
+<w:styles xmlns:mc="http://schemas.openxmlformats.org/markup-compatibility/2006" xmlns:r="http://schemas.openxmlformats.org/officeDocument/2006/relationships" xmlns:w="http://schemas.openxmlformats.org/wordprocessingml/2006/main" xmlns:w14="http://schemas.microsoft.com/office/word/2010/wordml" xmlns:w15="http://schemas.microsoft.com/office/word/2012/wordml" xmlns:w16cex="http://schemas.microsoft.com/office/word/2018/wordml/cex" xmlns:w16cid="http://schemas.microsoft.com/office/word/2016/wordml/cid" xmlns:w16="http://schemas.microsoft.com/office/word/2018/wordml" xmlns:w16du="http://schemas.microsoft.com/office/word/2023/wordml/word16du" xmlns:w16sdtdh="http://schemas.microsoft.com/office/word/2020/wordml/sdtdatahash" xmlns:w16sdtfl="http://schemas.microsoft.com/office/word/2024/wordml/sdtformatlock" xmlns:w16se="http://schemas.microsoft.com/office/word/2015/wordml/symex" mc:Ignorable="w14 w15 w16se w16cid w16 w16cex w16sdtdh w16sdtfl w16du">
   <w:docDefaults>
     <w:rPrDefault>
       <w:rPr>

--- a/Joomla Update.docx
+++ b/Joomla Update.docx
@@ -6,32 +6,30 @@
       <w:pPr>
         <w:pStyle w:val="Heading1"/>
       </w:pPr>
-      <w:bookmarkStart w:id="0" w:name="OLE_LINK4"/>
-      <w:r>
-        <w:t>JOOMLA/JOPENSIM UPDATE</w:t>
-      </w:r>
-    </w:p>
-    <w:p>
-      <w:pPr>
+      <w:r>
+        <w:t xml:space="preserve">JOOMLA/JOPENSIM UPDATE</w:t>
+      </w:r>
+    </w:p>
+    <w:p>
+      <w:r>
+        <w:t xml:space="preserve">DreamGrid now comes with Joomla V4 and jOpensim. It used to come with Joomla V3.</w:t>
+      </w:r>
+    </w:p>
+    <w:p>
+      <w:r>
         <w:rPr>
-          <w:shd w:val="clear" w:color="auto" w:fill="FFFFFF"/>
+          <w:b/>
+          <w:bCs/>
         </w:rPr>
-      </w:pPr>
-      <w:r>
-        <w:rPr>
-          <w:shd w:val="clear" w:color="auto" w:fill="FFFFFF"/>
-        </w:rPr>
-        <w:br/>
-        <w:t>IMPORTANT: Joomla/jOpensim V3 (up to Joomla 3.9.23) is deprecated and no longer supported. It has been replaced by Joomla + JOpensim V4, which is a NEW major version, not an in-place upgrade - do not expect the old Joomla updater or the old V3 install to carry forward. If you still have a V3 site installed under OutworldzFiles\Apache\htdocs\JOpensim, back it up (Akeeba Backup) and remove that folder before installing V4; DreamGrid's Install button will refuse to run while that folder is non-empty.</w:t>
-      </w:r>
-      <w:r>
-        <w:t xml:space="preserve">  </w:t>
-      </w:r>
-      <w:r>
-        <w:rPr>
-          <w:shd w:val="clear" w:color="auto" w:fill="FFFFFF"/>
-        </w:rPr>
-        <w:t>If you also have jOpenSim PayPal in use, you will need to update this component as well.</w:t>
+        <w:t xml:space="preserve">Joomla V3 is deprecated. </w:t>
+      </w:r>
+      <w:r>
+        <w:t xml:space="preserve">It is no longer supported. If your web site still runs Joomla V3, back it up, then update it from inside Joomla. The steps are below.</w:t>
+      </w:r>
+    </w:p>
+    <w:p>
+      <w:r>
+        <w:t xml:space="preserve">Joomla V6 is being worked on for a future release.</w:t>
       </w:r>
     </w:p>
     <w:p>
@@ -39,29 +37,63 @@
         <w:pStyle w:val="Heading2"/>
       </w:pPr>
       <w:r>
-        <w:t>How to Update jOpensim (within V4):</w:t>
-      </w:r>
-    </w:p>
-    <w:p>
-      <w:r>
-        <w:t>These steps update the JOpensim extension package on top of an existing Joomla + JOpensim V4 install (Setup-&gt;Settings-&gt;Install CMS-&gt;Joomla-&gt;Install). They do not apply to a V3 site - a V3 site must be replaced by a fresh V4 install instead, per the note above.</w:t>
-      </w:r>
-    </w:p>
-    <w:p>
-      <w:r>
-        <w:t xml:space="preserve">In DreamGrid, go to Setup-&gt;Settings, click Install CMS, and then click Joomla. </w:t>
-      </w:r>
-    </w:p>
-    <w:p>
-      <w:r>
-        <w:t>Press the [Update] button to update to the latest jOpensim. This will take you to this screen:</w:t>
-      </w:r>
-      <w:r>
-        <w:br/>
-      </w:r>
-      <w:r>
-        <w:br/>
-      </w:r>
+        <w:t xml:space="preserve">If you have Joomla V3</w:t>
+      </w:r>
+    </w:p>
+    <w:p>
+      <w:r>
+        <w:t xml:space="preserve">1. Back up first. In DreamGrid, click Setup-&gt;Settings, click Install CMS, then click Joomla. On the JOpensim screen, click Backup. Akeeba Backup opens in your web browser. Click “Full Backup”.</w:t>
+      </w:r>
+    </w:p>
+    <w:p>
+      <w:r>
+        <w:t xml:space="preserve">2. On the JOpensim screen, click Administer. Log in to Joomla.</w:t>
+      </w:r>
+    </w:p>
+    <w:p>
+      <w:r>
+        <w:t xml:space="preserve">3. In Joomla, click Components, then click Joomla! Update. Follow what Joomla tells you.</w:t>
+      </w:r>
+    </w:p>
+    <w:p>
+      <w:r>
+        <w:t xml:space="preserve">Joomla may update in more than one step. Keep going until Joomla says it is at V4.</w:t>
+      </w:r>
+    </w:p>
+    <w:p>
+      <w:r>
+        <w:t xml:space="preserve">4. Update jOpensim as well. The steps are in the next part.</w:t>
+      </w:r>
+    </w:p>
+    <w:p>
+      <w:r>
+        <w:t xml:space="preserve">Do not click Install in DreamGrid. Install is for a new web site only.</w:t>
+      </w:r>
+    </w:p>
+    <w:p>
+      <w:r>
+        <w:t xml:space="preserve">If you use jOpenSim PayPal, you need to update that part as well.</w:t>
+      </w:r>
+    </w:p>
+    <w:p>
+      <w:pPr>
+        <w:pStyle w:val="Heading2"/>
+      </w:pPr>
+      <w:r>
+        <w:t xml:space="preserve">How to update jOpensim</w:t>
+      </w:r>
+    </w:p>
+    <w:p>
+      <w:r>
+        <w:t xml:space="preserve">1. In DreamGrid, click Setup-&gt;Settings, click Install CMS, then click Joomla.</w:t>
+      </w:r>
+    </w:p>
+    <w:p>
+      <w:r>
+        <w:t xml:space="preserve">2. On the JOpensim screen, click Update. Log in to Joomla if it asks. This takes you to this screen:</w:t>
+      </w:r>
+    </w:p>
+    <w:p>
       <w:r>
         <w:rPr>
           <w:noProof/>
@@ -117,20 +149,19 @@
       </w:r>
     </w:p>
     <w:p>
-      <w:pPr>
-        <w:ind w:left="720"/>
-      </w:pPr>
-    </w:p>
-    <w:p>
-      <w:r>
-        <w:t>Click the big green “Or Browse for file” and navigate to the OutworldzFiles\jOpensim_Files\ folder.  Select the JOpen*.zip file found there (e.g. JOpensim.0.4.0.4_RC7.zip) and click Ok.    This will update your jOpensim install to the latest V4 package. DreamGrid no longer hardcodes this filename, since the maintainer replaces it with newer package versions over time - always pick whichever single JOpen*.zip file is present.</w:t>
-      </w:r>
-    </w:p>
-    <w:bookmarkEnd w:id="0"/>
-    <w:p>
-      <w:pPr>
-        <w:ind w:left="720"/>
-      </w:pPr>
+      <w:r>
+        <w:t xml:space="preserve">3. Click the big green “Or browse for file”. Go to the OutworldzFiles\jOpensim_Files folder inside your DreamGrid folder.</w:t>
+      </w:r>
+    </w:p>
+    <w:p>
+      <w:r>
+        <w:t xml:space="preserve">4. Pick the file whose name starts with “JOpen” and click OK.</w:t>
+      </w:r>
+    </w:p>
+    <w:p>
+      <w:r>
+        <w:t xml:space="preserve">This updates jOpensim to the newest version that came with DreamGrid. There is only one such file in the folder. Its name changes as newer versions come out.</w:t>
+      </w:r>
     </w:p>
     <w:sectPr>
       <w:pgSz w:w="12240" w:h="15840"/>
